--- a/rapports/2026-06-06/EQ31/EQ31_sup_v2/DR_malforme_1_03202E_11/82-50-05-66.docx
+++ b/rapports/2026-06-06/EQ31/EQ31_sup_v2/DR_malforme_1_03202E_11/82-50-05-66.docx
@@ -297,7 +297,7 @@
           <w:color w:val="1F6FEB"/>
           <w:sz w:val="22"/>
         </w:rPr>
-        <w:t>⚠ INCOHÉRENCES À CORRIGER (58)</w:t>
+        <w:t>⚠ INCOHÉRENCES À CORRIGER (55)</w:t>
       </w:r>
     </w:p>
     <w:tbl>
@@ -518,7 +518,7 @@
                 <w:i w:val="0"/>
                 <w:sz w:val="16"/>
               </w:rPr>
-              <w:t>S02</w:t>
+              <w:t>S07</w:t>
               <w:br/>
             </w:r>
             <w:r>
@@ -528,7 +528,7 @@
                 <w:color w:val="64748B"/>
                 <w:sz w:val="14"/>
               </w:rPr>
-              <w:t>Éducation</w:t>
+              <w:t>Consommation alimentaire</w:t>
             </w:r>
           </w:p>
         </w:tc>
@@ -544,7 +544,7 @@
                 <w:color w:val="16A34A"/>
                 <w:sz w:val="16"/>
               </w:rPr>
-              <w:t>—</w:t>
+              <w:t>s00q27, s01q03a, s01q03b, s01q03c, s02q04, s03q14, s04q15, s04q16</w:t>
             </w:r>
           </w:p>
         </w:tc>
@@ -575,7 +575,7 @@
                 <w:i w:val="0"/>
                 <w:sz w:val="17"/>
               </w:rPr>
-              <w:t>Incohérence!!! seulement les écoles privées paient les frais de scolarité (y compris les frais d'inscription).</w:t>
+              <w:t>Incohérence!! Dans ce ménage, chaque individus consomme par jour .6428571 Kg  de cereale; Prière de vérifier les quantités prises des produits cérealiers (de Riz local Gambiaka à Autres semoules de céréales) auprès du ménage ou confirmer avec le QG.</w:t>
             </w:r>
           </w:p>
         </w:tc>
@@ -608,7 +608,7 @@
                 <w:i w:val="0"/>
                 <w:sz w:val="16"/>
               </w:rPr>
-              <w:t>S07</w:t>
+              <w:t>S11</w:t>
               <w:br/>
             </w:r>
             <w:r>
@@ -618,7 +618,7 @@
                 <w:color w:val="64748B"/>
                 <w:sz w:val="14"/>
               </w:rPr>
-              <w:t>Consommation alimentaire</w:t>
+              <w:t>Logement / cadre de vie</w:t>
             </w:r>
           </w:p>
         </w:tc>
@@ -634,7 +634,7 @@
                 <w:color w:val="16A34A"/>
                 <w:sz w:val="16"/>
               </w:rPr>
-              <w:t>s00q27, s01q03a, s01q03b, s01q03c, s02q04, s03q14, s04q15, s04q16</w:t>
+              <w:t>—</w:t>
             </w:r>
           </w:p>
         </w:tc>
@@ -665,7 +665,7 @@
                 <w:i w:val="0"/>
                 <w:sz w:val="17"/>
               </w:rPr>
-              <w:t>Incohérence!! Dans ce ménage, chaque individus consomme par jour .6428571 Kg  de cereale; Prière de vérifier les quantités prises des produits cérealiers (de Riz local Gambiaka à Autres semoules de céréales) auprès du ménage ou confirmer avec le QG.</w:t>
+              <w:t>Incoherence!! Le ménage a depensé .</w:t>
             </w:r>
           </w:p>
         </w:tc>
@@ -724,7 +724,7 @@
                 <w:color w:val="16A34A"/>
                 <w:sz w:val="16"/>
               </w:rPr>
-              <w:t>—</w:t>
+              <w:t>s01q29, s01q31, s04q24, s00q04, s11q21, s09fq03, s09fq011</w:t>
             </w:r>
           </w:p>
         </w:tc>
@@ -755,7 +755,7 @@
                 <w:i w:val="0"/>
                 <w:sz w:val="17"/>
               </w:rPr>
-              <w:t>Incoherence!! Le ménage a depensé .</w:t>
+              <w:t>FCFA dans Frais de connexion au réseau de distribution d'eau mais dit ne pas être connecté à un réseau d'eau courante, prière de corriger cette incoherence</w:t>
             </w:r>
           </w:p>
         </w:tc>
@@ -788,7 +788,7 @@
                 <w:i w:val="0"/>
                 <w:sz w:val="16"/>
               </w:rPr>
-              <w:t>S11</w:t>
+              <w:t>S16</w:t>
               <w:br/>
             </w:r>
             <w:r>
@@ -798,7 +798,7 @@
                 <w:color w:val="64748B"/>
                 <w:sz w:val="14"/>
               </w:rPr>
-              <w:t>Logement / cadre de vie</w:t>
+              <w:t>Agriculture</w:t>
             </w:r>
           </w:p>
         </w:tc>
@@ -814,7 +814,7 @@
                 <w:color w:val="16A34A"/>
                 <w:sz w:val="16"/>
               </w:rPr>
-              <w:t>s01q29, s01q31, s04q24, s00q04, s11q21, s09fq03, s09fq011</w:t>
+              <w:t>s00q07a, s00q08, s00q10, s00q13_0, s00q15_0, s00q17_0, s00q23a, s00q23b</w:t>
             </w:r>
           </w:p>
         </w:tc>
@@ -845,7 +845,7 @@
                 <w:i w:val="0"/>
                 <w:sz w:val="17"/>
               </w:rPr>
-              <w:t>FCFA dans Frais de connexion au réseau de distribution d'eau mais dit ne pas être connecté à un réseau d'eau courante, prière de corriger cette incoherence</w:t>
+              <w:t>La somme des quantités consommées (1070 kg), des quantités offertes (0 kg),  des quantités vendus (0 kg) et des quantités en stock (0 kg) depasse la quantité totale (2 kg) que le ménage a eu après la recolte de Maïs , prière de corriger cette incoherence.</w:t>
             </w:r>
           </w:p>
         </w:tc>
@@ -860,10 +860,10 @@
               <w:rPr>
                 <w:b/>
                 <w:i w:val="0"/>
-                <w:color w:val="DC2626"/>
+                <w:color w:val="EA580C"/>
                 <w:sz w:val="16"/>
               </w:rPr>
-              <w:t>Haute</w:t>
+              <w:t>Moyenne</w:t>
             </w:r>
           </w:p>
         </w:tc>
@@ -878,7 +878,7 @@
                 <w:i w:val="0"/>
                 <w:sz w:val="16"/>
               </w:rPr>
-              <w:t>S16</w:t>
+              <w:t>S00</w:t>
               <w:br/>
             </w:r>
             <w:r>
@@ -888,7 +888,7 @@
                 <w:color w:val="64748B"/>
                 <w:sz w:val="14"/>
               </w:rPr>
-              <w:t>Agriculture</w:t>
+              <w:t>Identification</w:t>
             </w:r>
           </w:p>
         </w:tc>
@@ -904,7 +904,7 @@
                 <w:color w:val="16A34A"/>
                 <w:sz w:val="16"/>
               </w:rPr>
-              <w:t>s00q07a, s00q08, s00q10, s00q13_0, s00q15_0, s00q17_0, s00q23a, s00q23b</w:t>
+              <w:t>—</w:t>
             </w:r>
           </w:p>
         </w:tc>
@@ -935,7 +935,7 @@
                 <w:i w:val="0"/>
                 <w:sz w:val="17"/>
               </w:rPr>
-              <w:t>La somme des quantités consommées (1070 kg), des quantités offertes (0 kg),  des quantités vendus (0 kg) et des quantités en stock (0 kg) depasse la quantité totale (2 kg) que le ménage a eu après la recolte de Maïs , prière de corriger cette incoherence.</w:t>
+              <w:t>L'adresse ou la localisation du ménage doit être bien renseignée, ne doit pas contenir des numéros de téléphone et elle semble courte pour être une adresse.</w:t>
             </w:r>
           </w:p>
         </w:tc>
@@ -1025,7 +1025,7 @@
                 <w:i w:val="0"/>
                 <w:sz w:val="17"/>
               </w:rPr>
-              <w:t>L'adresse ou la localisation du ménage doit être bien renseignée, ne doit pas contenir des numéros de téléphone et elle semble courte pour être une adresse.</w:t>
+              <w:t>Prière de renseigner la bonne adresse.</w:t>
             </w:r>
           </w:p>
         </w:tc>
@@ -1058,7 +1058,7 @@
                 <w:i w:val="0"/>
                 <w:sz w:val="16"/>
               </w:rPr>
-              <w:t>S00</w:t>
+              <w:t>S01</w:t>
               <w:br/>
             </w:r>
             <w:r>
@@ -1068,7 +1068,7 @@
                 <w:color w:val="64748B"/>
                 <w:sz w:val="14"/>
               </w:rPr>
-              <w:t>Identification</w:t>
+              <w:t>Démographie</w:t>
             </w:r>
           </w:p>
         </w:tc>
@@ -1084,7 +1084,7 @@
                 <w:color w:val="16A34A"/>
                 <w:sz w:val="16"/>
               </w:rPr>
-              <w:t>—</w:t>
+              <w:t>s01q10_1</w:t>
             </w:r>
           </w:p>
         </w:tc>
@@ -1115,7 +1115,7 @@
                 <w:i w:val="0"/>
                 <w:sz w:val="17"/>
               </w:rPr>
-              <w:t>Prière de renseigner la bonne adresse.</w:t>
+              <w:t>La taille du ménage lors de l'enquête principale (6) de ce ménage est inférieur à la taille du denombrement (14), prière de fournir des explications concrètes ou aller revisiter le ménage.</w:t>
             </w:r>
           </w:p>
         </w:tc>
@@ -1148,7 +1148,7 @@
                 <w:i w:val="0"/>
                 <w:sz w:val="16"/>
               </w:rPr>
-              <w:t>S01</w:t>
+              <w:t>S02</w:t>
               <w:br/>
             </w:r>
             <w:r>
@@ -1158,7 +1158,7 @@
                 <w:color w:val="64748B"/>
                 <w:sz w:val="14"/>
               </w:rPr>
-              <w:t>Démographie</w:t>
+              <w:t>Éducation</w:t>
             </w:r>
           </w:p>
         </w:tc>
@@ -1174,7 +1174,7 @@
                 <w:color w:val="16A34A"/>
                 <w:sz w:val="16"/>
               </w:rPr>
-              <w:t>s01q10_1</w:t>
+              <w:t>s01q23, s01q00b, s01q23_autre</w:t>
             </w:r>
           </w:p>
         </w:tc>
@@ -1205,7 +1205,7 @@
                 <w:i w:val="0"/>
                 <w:sz w:val="17"/>
               </w:rPr>
-              <w:t>La taille du ménage lors de l'enquête principale (6) de ce ménage est inférieur à la taille du denombrement (14), prière de fournir des explications concrètes ou aller revisiter le ménage.</w:t>
+              <w:t>La raison principale que HAMADOU DIAO n'a pas fait des études dans une école formelle est apprentissage du Coran et semble exister dans les modalités, prière de prendre attache avec le QG pour plus d'explication afin de la classer bien.</w:t>
             </w:r>
           </w:p>
         </w:tc>
@@ -1295,7 +1295,7 @@
                 <w:i w:val="0"/>
                 <w:sz w:val="17"/>
               </w:rPr>
-              <w:t>veuillez, s'il vous plait, confirmer les frais de scolarité ( 1000 FCFA) payée de ANSAROU DIAO avec le QG ou apporter les corrections nécessaires.</w:t>
+              <w:t>Le montant des frais de cantines ou de restauration (1800 FCFA) pour l'année scolaire de ANSAROU DIAO qui fréquente 1ére année de Primaire  semble faible.</w:t>
             </w:r>
           </w:p>
         </w:tc>
@@ -1385,7 +1385,7 @@
                 <w:i w:val="0"/>
                 <w:sz w:val="17"/>
               </w:rPr>
-              <w:t>Le montant des frais de cantines ou de restauration (1800 FCFA) pour l'année scolaire de ANSAROU DIAO qui fréquente 1ére année de Primaire  semble faible.</w:t>
+              <w:t>Veuillez, s'il vous plait, confirmer ces informations avec le QG ou apporter les corrections nécessaires.</w:t>
             </w:r>
           </w:p>
         </w:tc>
@@ -1418,7 +1418,7 @@
                 <w:i w:val="0"/>
                 <w:sz w:val="16"/>
               </w:rPr>
-              <w:t>S02</w:t>
+              <w:t>S03</w:t>
               <w:br/>
             </w:r>
             <w:r>
@@ -1428,7 +1428,7 @@
                 <w:color w:val="64748B"/>
                 <w:sz w:val="14"/>
               </w:rPr>
-              <w:t>Éducation</w:t>
+              <w:t>Santé</w:t>
             </w:r>
           </w:p>
         </w:tc>
@@ -1444,7 +1444,7 @@
                 <w:color w:val="16A34A"/>
                 <w:sz w:val="16"/>
               </w:rPr>
-              <w:t>—</w:t>
+              <w:t>s01q10_1, s02q20, s02q22, s03q06, s01q00b, s03q06_autre</w:t>
             </w:r>
           </w:p>
         </w:tc>
@@ -1475,7 +1475,7 @@
                 <w:i w:val="0"/>
                 <w:sz w:val="17"/>
               </w:rPr>
-              <w:t>Veuillez, s'il vous plait, confirmer ces informations avec le QG ou apporter les corrections nécessaires.</w:t>
+              <w:t>La raison principale que FATOUMATA DIAO n'a pas été vacciné est avait voyagait avec sa maman, prière de prendre attache avec le QG pour plus d'explication afin de la classer bien.</w:t>
             </w:r>
           </w:p>
         </w:tc>
@@ -1508,7 +1508,7 @@
                 <w:i w:val="0"/>
                 <w:sz w:val="16"/>
               </w:rPr>
-              <w:t>S02</w:t>
+              <w:t>S06</w:t>
               <w:br/>
             </w:r>
             <w:r>
@@ -1518,7 +1518,7 @@
                 <w:color w:val="64748B"/>
                 <w:sz w:val="14"/>
               </w:rPr>
-              <w:t>Éducation</w:t>
+              <w:t>Crédit &amp; épargne</w:t>
             </w:r>
           </w:p>
         </w:tc>
@@ -1534,7 +1534,7 @@
                 <w:color w:val="16A34A"/>
                 <w:sz w:val="16"/>
               </w:rPr>
-              <w:t>s01q23, s01q00b, s01q23_autre</w:t>
+              <w:t>—</w:t>
             </w:r>
           </w:p>
         </w:tc>
@@ -1565,7 +1565,7 @@
                 <w:i w:val="0"/>
                 <w:sz w:val="17"/>
               </w:rPr>
-              <w:t>La raison principale que HAMADOU DIAO n'a pas fait des études dans une école formelle est apprentissage du Coran et semble exister dans les modalités, prière de prendre attache avec le QG pour plus d'explication afin de la classer bien.</w:t>
+              <w:t>Veuillez vous rassurez réellement que la personne n'a pas affecté de crédit immobilier.</w:t>
             </w:r>
           </w:p>
         </w:tc>
@@ -1598,7 +1598,7 @@
                 <w:i w:val="0"/>
                 <w:sz w:val="16"/>
               </w:rPr>
-              <w:t>S03</w:t>
+              <w:t>S07</w:t>
               <w:br/>
             </w:r>
             <w:r>
@@ -1608,7 +1608,7 @@
                 <w:color w:val="64748B"/>
                 <w:sz w:val="14"/>
               </w:rPr>
-              <w:t>Santé</w:t>
+              <w:t>Consommation alimentaire</w:t>
             </w:r>
           </w:p>
         </w:tc>
@@ -1624,7 +1624,7 @@
                 <w:color w:val="16A34A"/>
                 <w:sz w:val="16"/>
               </w:rPr>
-              <w:t>s01q10_1, s02q20, s02q22, s03q06, s01q00b, s03q06_autre</w:t>
+              <w:t>—</w:t>
             </w:r>
           </w:p>
         </w:tc>
@@ -1655,7 +1655,7 @@
                 <w:i w:val="0"/>
                 <w:sz w:val="17"/>
               </w:rPr>
-              <w:t>La raison principale que FATOUMATA DIAO n'a pas été vacciné est avait voyagait avec sa maman, prière de prendre attache avec le QG pour plus d'explication afin de la classer bien.</w:t>
+              <w:t>Attention ! La dépense du répas pris à l'ensemble du ménage de HAMADOU DIOULA DIAO (4175 Fcfa) au cours de 7 derniers jours est relativement élevé.</w:t>
             </w:r>
           </w:p>
         </w:tc>
@@ -1688,7 +1688,7 @@
                 <w:i w:val="0"/>
                 <w:sz w:val="16"/>
               </w:rPr>
-              <w:t>S06</w:t>
+              <w:t>S07</w:t>
               <w:br/>
             </w:r>
             <w:r>
@@ -1698,7 +1698,7 @@
                 <w:color w:val="64748B"/>
                 <w:sz w:val="14"/>
               </w:rPr>
-              <w:t>Crédit &amp; épargne</w:t>
+              <w:t>Consommation alimentaire</w:t>
             </w:r>
           </w:p>
         </w:tc>
@@ -1745,7 +1745,7 @@
                 <w:i w:val="0"/>
                 <w:sz w:val="17"/>
               </w:rPr>
-              <w:t>Veuillez vous rassurez réellement que la personne n'a pas affecté de crédit immobilier.</w:t>
+              <w:t>Prière de corriger ou de confirmer avec le QG.</w:t>
             </w:r>
           </w:p>
         </w:tc>
@@ -1804,7 +1804,7 @@
                 <w:color w:val="16A34A"/>
                 <w:sz w:val="16"/>
               </w:rPr>
-              <w:t>—</w:t>
+              <w:t>s01q23, s01q00b, s01q23_autre</w:t>
             </w:r>
           </w:p>
         </w:tc>
@@ -1835,7 +1835,7 @@
                 <w:i w:val="0"/>
                 <w:sz w:val="17"/>
               </w:rPr>
-              <w:t>Attention ! La dépense du répas pris à l'ensemble du ménage de HAMADOU DIOULA DIAO (4175 Fcfa) au cours de 7 derniers jours est relativement élevé.</w:t>
+              <w:t>La dernière fois que vous avez acheté Feuilles d'oseille/ fleur (bissap) est Jardin et semble exister dans les modalités, prière de prendre attache avec le QG pour plus d'explication afin de la classer bien.</w:t>
             </w:r>
           </w:p>
         </w:tc>
@@ -1984,7 +1984,7 @@
                 <w:color w:val="16A34A"/>
                 <w:sz w:val="16"/>
               </w:rPr>
-              <w:t>s01q23, s01q00b, s01q23_autre</w:t>
+              <w:t>s02q10, s06q13, s06q14, s06q15a, s07bq01, s07bq03b, s07bq03b1, s07bq03c1</w:t>
             </w:r>
           </w:p>
         </w:tc>
@@ -2015,7 +2015,7 @@
                 <w:i w:val="0"/>
                 <w:sz w:val="17"/>
               </w:rPr>
-              <w:t>La dernière fois que vous avez acheté Feuilles d'oseille/ fleur (bissap) est Jardin et semble exister dans les modalités, prière de prendre attache avec le QG pour plus d'explication afin de la classer bien.</w:t>
+              <w:t>Difficile de consommer le Sel en Boite de tomate/Pot Tres petit prière de verifier.</w:t>
             </w:r>
           </w:p>
         </w:tc>
@@ -2105,7 +2105,7 @@
                 <w:i w:val="0"/>
                 <w:sz w:val="17"/>
               </w:rPr>
-              <w:t>Prière de corriger ou de confirmer avec le QG.</w:t>
+              <w:t>Peu plausible!! Ce ménage à consommer du sel en unité Boite de tomate/Pot .</w:t>
             </w:r>
           </w:p>
         </w:tc>
@@ -2164,7 +2164,7 @@
                 <w:color w:val="16A34A"/>
                 <w:sz w:val="16"/>
               </w:rPr>
-              <w:t>s02q10, s06q13, s06q14, s06q15a, s07bq01, s07bq03b, s07bq03b1, s07bq03c1</w:t>
+              <w:t>—</w:t>
             </w:r>
           </w:p>
         </w:tc>
@@ -2195,7 +2195,7 @@
                 <w:i w:val="0"/>
                 <w:sz w:val="17"/>
               </w:rPr>
-              <w:t>Difficile de consommer le Sel en Boite de tomate/Pot Tres petit prière de verifier.</w:t>
+              <w:t>Veuillez selectionner la bonne unité de consommation ou confirmez l'unité choisie avec le QG.</w:t>
             </w:r>
           </w:p>
         </w:tc>
@@ -2254,7 +2254,7 @@
                 <w:color w:val="16A34A"/>
                 <w:sz w:val="16"/>
               </w:rPr>
-              <w:t>—</w:t>
+              <w:t>s07bq07a, s07bq07b, s07bq07c, s07bq08</w:t>
             </w:r>
           </w:p>
         </w:tc>
@@ -2285,7 +2285,7 @@
                 <w:i w:val="0"/>
                 <w:sz w:val="17"/>
               </w:rPr>
-              <w:t>Peu plausible!! Ce ménage à consommer du sel en unité Boite de tomate/Pot .</w:t>
+              <w:t>Le prix d'achat unitaire (150 Fcfa) de Maïs en grain en Kg de taille  taille unique  est très faible, prière de regarder les reponses prises dans les questions s07bq07a s07bq07b s07bq07c s07bq08 pour mieux corriger.</w:t>
             </w:r>
           </w:p>
         </w:tc>
@@ -2344,7 +2344,7 @@
                 <w:color w:val="16A34A"/>
                 <w:sz w:val="16"/>
               </w:rPr>
-              <w:t>—</w:t>
+              <w:t>s01q23, s01q00b, s01q23_autre</w:t>
             </w:r>
           </w:p>
         </w:tc>
@@ -2375,7 +2375,7 @@
                 <w:i w:val="0"/>
                 <w:sz w:val="17"/>
               </w:rPr>
-              <w:t>Veuillez selectionner la bonne unité de consommation ou confirmez l'unité choisie avec le QG.</w:t>
+              <w:t>La dernière fois que vous avez acheté Maïs en grain est Moulin pour maïs et semble exister dans les modalités, prière de prendre attache avec le QG pour plus d'explication afin de la classer bien.</w:t>
             </w:r>
           </w:p>
         </w:tc>
@@ -2408,7 +2408,7 @@
                 <w:i w:val="0"/>
                 <w:sz w:val="16"/>
               </w:rPr>
-              <w:t>S07</w:t>
+              <w:t>S09</w:t>
               <w:br/>
             </w:r>
             <w:r>
@@ -2418,7 +2418,7 @@
                 <w:color w:val="64748B"/>
                 <w:sz w:val="14"/>
               </w:rPr>
-              <w:t>Consommation alimentaire</w:t>
+              <w:t>Dépenses non alimentaires</w:t>
             </w:r>
           </w:p>
         </w:tc>
@@ -2434,7 +2434,7 @@
                 <w:color w:val="16A34A"/>
                 <w:sz w:val="16"/>
               </w:rPr>
-              <w:t>s07bq07a, s07bq07b, s07bq07c, s07bq08</w:t>
+              <w:t>s01q23, s01q00b, s01q23_autre</w:t>
             </w:r>
           </w:p>
         </w:tc>
@@ -2465,7 +2465,7 @@
                 <w:i w:val="0"/>
                 <w:sz w:val="17"/>
               </w:rPr>
-              <w:t>Le prix d'achat unitaire (150 Fcfa) de Maïs en grain en Kg de taille  taille unique  est très faible, prière de regarder les reponses prises dans les questions s07bq07a s07bq07b s07bq07c s07bq08 pour mieux corriger.</w:t>
+              <w:t>La dernière fois que vous avez acheté Bois de chauffe acheté est Dans la brousse et semble exister dans les modalités, prière de prendre attache avec le QG pour plus d'explication afin de la classer bien.</w:t>
             </w:r>
           </w:p>
         </w:tc>
@@ -2498,7 +2498,7 @@
                 <w:i w:val="0"/>
                 <w:sz w:val="16"/>
               </w:rPr>
-              <w:t>S07</w:t>
+              <w:t>S09</w:t>
               <w:br/>
             </w:r>
             <w:r>
@@ -2508,7 +2508,7 @@
                 <w:color w:val="64748B"/>
                 <w:sz w:val="14"/>
               </w:rPr>
-              <w:t>Consommation alimentaire</w:t>
+              <w:t>Dépenses non alimentaires</w:t>
             </w:r>
           </w:p>
         </w:tc>
@@ -2524,7 +2524,7 @@
                 <w:color w:val="16A34A"/>
                 <w:sz w:val="16"/>
               </w:rPr>
-              <w:t>s01q23, s01q00b, s01q23_autre</w:t>
+              <w:t>—</w:t>
             </w:r>
           </w:p>
         </w:tc>
@@ -2555,7 +2555,7 @@
                 <w:i w:val="0"/>
                 <w:sz w:val="17"/>
               </w:rPr>
-              <w:t>La dernière fois que vous avez acheté Maïs en grain est Moulin pour maïs et semble exister dans les modalités, prière de prendre attache avec le QG pour plus d'explication afin de la classer bien.</w:t>
+              <w:t>Attention ! La dépense du ménage de HAMADOU DIOULA DIAO (3000 Fcfa) au cours de 30 derniers jours de Bois de chauffe acheté est relativement élevé.</w:t>
             </w:r>
           </w:p>
         </w:tc>
@@ -2614,7 +2614,7 @@
                 <w:color w:val="16A34A"/>
                 <w:sz w:val="16"/>
               </w:rPr>
-              <w:t>s01q23, s01q00b, s01q23_autre</w:t>
+              <w:t>—</w:t>
             </w:r>
           </w:p>
         </w:tc>
@@ -2645,7 +2645,7 @@
                 <w:i w:val="0"/>
                 <w:sz w:val="17"/>
               </w:rPr>
-              <w:t>La dernière fois que vous avez acheté Bois de chauffe acheté est Dans la brousse et semble exister dans les modalités, prière de prendre attache avec le QG pour plus d'explication afin de la classer bien.</w:t>
+              <w:t>Prière de corriger ou de confirmer avec le QG.</w:t>
             </w:r>
           </w:p>
         </w:tc>
@@ -2678,7 +2678,7 @@
                 <w:i w:val="0"/>
                 <w:sz w:val="16"/>
               </w:rPr>
-              <w:t>S09</w:t>
+              <w:t>S10</w:t>
               <w:br/>
             </w:r>
             <w:r>
@@ -2688,7 +2688,7 @@
                 <w:color w:val="64748B"/>
                 <w:sz w:val="14"/>
               </w:rPr>
-              <w:t>Dépenses non alimentaires</w:t>
+              <w:t>Logement</w:t>
             </w:r>
           </w:p>
         </w:tc>
@@ -2704,7 +2704,7 @@
                 <w:color w:val="16A34A"/>
                 <w:sz w:val="16"/>
               </w:rPr>
-              <w:t>—</w:t>
+              <w:t>s00q07a, s00q08, s00q10, s00q13_0, s00q15_0, s00q17_0, s00q23a, s00q23b</w:t>
             </w:r>
           </w:p>
         </w:tc>
@@ -2735,7 +2735,7 @@
                 <w:i w:val="0"/>
                 <w:sz w:val="17"/>
               </w:rPr>
-              <w:t>Attention ! La dépense du ménage de HAMADOU DIOULA DIAO (3000 Fcfa) au cours de 30 derniers jours de Bois de chauffe acheté est relativement élevé.</w:t>
+              <w:t>Le noms de l'entreprise  ne doit pas contenir de chiffre et doit être bien renseigné, prière de bien renseigné .</w:t>
             </w:r>
           </w:p>
         </w:tc>
@@ -2768,7 +2768,7 @@
                 <w:i w:val="0"/>
                 <w:sz w:val="16"/>
               </w:rPr>
-              <w:t>S09</w:t>
+              <w:t>S10</w:t>
               <w:br/>
             </w:r>
             <w:r>
@@ -2778,7 +2778,7 @@
                 <w:color w:val="64748B"/>
                 <w:sz w:val="14"/>
               </w:rPr>
-              <w:t>Dépenses non alimentaires</w:t>
+              <w:t>Logement</w:t>
             </w:r>
           </w:p>
         </w:tc>
@@ -2794,7 +2794,7 @@
                 <w:color w:val="16A34A"/>
                 <w:sz w:val="16"/>
               </w:rPr>
-              <w:t>—</w:t>
+              <w:t>s10q10</w:t>
             </w:r>
           </w:p>
         </w:tc>
@@ -2810,7 +2810,7 @@
                 <w:color w:val="64748B"/>
                 <w:sz w:val="16"/>
               </w:rPr>
-              <w:t>GT-CQ</w:t>
+              <w:t>Natif SuSo</w:t>
             </w:r>
           </w:p>
         </w:tc>
@@ -2825,7 +2825,7 @@
                 <w:i w:val="0"/>
                 <w:sz w:val="17"/>
               </w:rPr>
-              <w:t>Prière de corriger ou de confirmer avec le QG.</w:t>
+              <w:t>Attention : Le ménage est sensé avoir une entreprise non agricole. Veuillez revérifier</w:t>
             </w:r>
           </w:p>
         </w:tc>
@@ -2884,7 +2884,7 @@
                 <w:color w:val="16A34A"/>
                 <w:sz w:val="16"/>
               </w:rPr>
-              <w:t>s00q07a, s00q08, s00q10, s00q13_0, s00q15_0, s00q17_0, s00q23a, s00q23b</w:t>
+              <w:t>s10q10, s04q46, s04q14, s10q02</w:t>
             </w:r>
           </w:p>
         </w:tc>
@@ -2900,7 +2900,7 @@
                 <w:color w:val="64748B"/>
                 <w:sz w:val="16"/>
               </w:rPr>
-              <w:t>GT-CQ</w:t>
+              <w:t>Natif SuSo</w:t>
             </w:r>
           </w:p>
         </w:tc>
@@ -2915,7 +2915,7 @@
                 <w:i w:val="0"/>
                 <w:sz w:val="17"/>
               </w:rPr>
-              <w:t>Le noms de l'entreprise  ne doit pas contenir de chiffre et doit être bien renseigné, prière de bien renseigné .</w:t>
+              <w:t>Erreur! Un membre a la catégorie socio-professionelle de contribuer à une entreprise familiale (s04q46 == 9 ou s04q14==1) mais sans que le ménage ait une entreprise (s10q02 à s10q10). Vérifier</w:t>
             </w:r>
           </w:p>
         </w:tc>
@@ -2948,7 +2948,7 @@
                 <w:i w:val="0"/>
                 <w:sz w:val="16"/>
               </w:rPr>
-              <w:t>S10</w:t>
+              <w:t>S11</w:t>
               <w:br/>
             </w:r>
             <w:r>
@@ -2958,7 +2958,7 @@
                 <w:color w:val="64748B"/>
                 <w:sz w:val="14"/>
               </w:rPr>
-              <w:t>Logement</w:t>
+              <w:t>Logement / cadre de vie</w:t>
             </w:r>
           </w:p>
         </w:tc>
@@ -2974,7 +2974,7 @@
                 <w:color w:val="16A34A"/>
                 <w:sz w:val="16"/>
               </w:rPr>
-              <w:t>s10q10</w:t>
+              <w:t>s01q23, s01q00b, s01q23_autre</w:t>
             </w:r>
           </w:p>
         </w:tc>
@@ -2990,7 +2990,7 @@
                 <w:color w:val="64748B"/>
                 <w:sz w:val="16"/>
               </w:rPr>
-              <w:t>Natif SuSo</w:t>
+              <w:t>GT-CQ</w:t>
             </w:r>
           </w:p>
         </w:tc>
@@ -3005,7 +3005,7 @@
                 <w:i w:val="0"/>
                 <w:sz w:val="17"/>
               </w:rPr>
-              <w:t>Attention : Le ménage est sensé avoir une entreprise non agricole. Veuillez revérifier</w:t>
+              <w:t>Le ménage évacue excréments dans trou fermer et semble exister dans les modalités, prière de prendre attache avec le QG pour plus d'explication afin de la classer bien.</w:t>
             </w:r>
           </w:p>
         </w:tc>
@@ -3038,7 +3038,7 @@
                 <w:i w:val="0"/>
                 <w:sz w:val="16"/>
               </w:rPr>
-              <w:t>S10</w:t>
+              <w:t>S11</w:t>
               <w:br/>
             </w:r>
             <w:r>
@@ -3048,7 +3048,7 @@
                 <w:color w:val="64748B"/>
                 <w:sz w:val="14"/>
               </w:rPr>
-              <w:t>Logement</w:t>
+              <w:t>Logement / cadre de vie</w:t>
             </w:r>
           </w:p>
         </w:tc>
@@ -3064,7 +3064,7 @@
                 <w:color w:val="16A34A"/>
                 <w:sz w:val="16"/>
               </w:rPr>
-              <w:t>s10q10, s04q46, s04q14, s10q02</w:t>
+              <w:t>s01q23, s01q00b, s01q23_autre</w:t>
             </w:r>
           </w:p>
         </w:tc>
@@ -3080,7 +3080,7 @@
                 <w:color w:val="64748B"/>
                 <w:sz w:val="16"/>
               </w:rPr>
-              <w:t>Natif SuSo</w:t>
+              <w:t>GT-CQ</w:t>
             </w:r>
           </w:p>
         </w:tc>
@@ -3095,277 +3095,7 @@
                 <w:i w:val="0"/>
                 <w:sz w:val="17"/>
               </w:rPr>
-              <w:t>Erreur! Un membre a la catégorie socio-professionelle de contribuer à une entreprise familiale (s04q46 == 9 ou s04q14==1) mais sans que le ménage ait une entreprise (s10q02 à s10q10). Vérifier</w:t>
-            </w:r>
-          </w:p>
-        </w:tc>
-      </w:tr>
-      <w:tr>
-        <w:tc>
-          <w:tcPr>
-            <w:tcW w:type="dxa" w:w="964"/>
-          </w:tcPr>
-          <w:p>
-            <w:r>
-              <w:rPr>
-                <w:b/>
-                <w:i w:val="0"/>
-                <w:color w:val="EA580C"/>
-                <w:sz w:val="16"/>
-              </w:rPr>
-              <w:t>Moyenne</w:t>
-            </w:r>
-          </w:p>
-        </w:tc>
-        <w:tc>
-          <w:tcPr>
-            <w:tcW w:type="dxa" w:w="1247"/>
-          </w:tcPr>
-          <w:p>
-            <w:r>
-              <w:rPr>
-                <w:b/>
-                <w:i w:val="0"/>
-                <w:sz w:val="16"/>
-              </w:rPr>
-              <w:t>S11</w:t>
-              <w:br/>
-            </w:r>
-            <w:r>
-              <w:rPr>
-                <w:b w:val="0"/>
-                <w:i w:val="0"/>
-                <w:color w:val="64748B"/>
-                <w:sz w:val="14"/>
-              </w:rPr>
-              <w:t>Logement / cadre de vie</w:t>
-            </w:r>
-          </w:p>
-        </w:tc>
-        <w:tc>
-          <w:tcPr>
-            <w:tcW w:type="dxa" w:w="1531"/>
-          </w:tcPr>
-          <w:p>
-            <w:r>
-              <w:rPr>
-                <w:b/>
-                <w:i w:val="0"/>
-                <w:color w:val="16A34A"/>
-                <w:sz w:val="16"/>
-              </w:rPr>
-              <w:t>s01q23, s01q00b, s01q23_autre</w:t>
-            </w:r>
-          </w:p>
-        </w:tc>
-        <w:tc>
-          <w:tcPr>
-            <w:tcW w:type="dxa" w:w="1191"/>
-          </w:tcPr>
-          <w:p>
-            <w:r>
-              <w:rPr>
-                <w:b w:val="0"/>
-                <w:i w:val="0"/>
-                <w:color w:val="64748B"/>
-                <w:sz w:val="16"/>
-              </w:rPr>
-              <w:t>GT-CQ</w:t>
-            </w:r>
-          </w:p>
-        </w:tc>
-        <w:tc>
-          <w:tcPr>
-            <w:tcW w:type="dxa" w:w="4706"/>
-          </w:tcPr>
-          <w:p>
-            <w:r>
-              <w:rPr>
-                <w:b w:val="0"/>
-                <w:i w:val="0"/>
-                <w:sz w:val="17"/>
-              </w:rPr>
-              <w:t>Le ménage évacue excréments dans trou fermer et semble exister dans les modalités, prière de prendre attache avec le QG pour plus d'explication afin de la classer bien.</w:t>
-            </w:r>
-          </w:p>
-        </w:tc>
-      </w:tr>
-      <w:tr>
-        <w:tc>
-          <w:tcPr>
-            <w:tcW w:type="dxa" w:w="964"/>
-          </w:tcPr>
-          <w:p>
-            <w:r>
-              <w:rPr>
-                <w:b/>
-                <w:i w:val="0"/>
-                <w:color w:val="EA580C"/>
-                <w:sz w:val="16"/>
-              </w:rPr>
-              <w:t>Moyenne</w:t>
-            </w:r>
-          </w:p>
-        </w:tc>
-        <w:tc>
-          <w:tcPr>
-            <w:tcW w:type="dxa" w:w="1247"/>
-          </w:tcPr>
-          <w:p>
-            <w:r>
-              <w:rPr>
-                <w:b/>
-                <w:i w:val="0"/>
-                <w:sz w:val="16"/>
-              </w:rPr>
-              <w:t>S11</w:t>
-              <w:br/>
-            </w:r>
-            <w:r>
-              <w:rPr>
-                <w:b w:val="0"/>
-                <w:i w:val="0"/>
-                <w:color w:val="64748B"/>
-                <w:sz w:val="14"/>
-              </w:rPr>
-              <w:t>Logement / cadre de vie</w:t>
-            </w:r>
-          </w:p>
-        </w:tc>
-        <w:tc>
-          <w:tcPr>
-            <w:tcW w:type="dxa" w:w="1531"/>
-          </w:tcPr>
-          <w:p>
-            <w:r>
-              <w:rPr>
-                <w:b/>
-                <w:i w:val="0"/>
-                <w:color w:val="16A34A"/>
-                <w:sz w:val="16"/>
-              </w:rPr>
-              <w:t>s01q23, s01q00b, s01q23_autre</w:t>
-            </w:r>
-          </w:p>
-        </w:tc>
-        <w:tc>
-          <w:tcPr>
-            <w:tcW w:type="dxa" w:w="1191"/>
-          </w:tcPr>
-          <w:p>
-            <w:r>
-              <w:rPr>
-                <w:b w:val="0"/>
-                <w:i w:val="0"/>
-                <w:color w:val="64748B"/>
-                <w:sz w:val="16"/>
-              </w:rPr>
-              <w:t>GT-CQ</w:t>
-            </w:r>
-          </w:p>
-        </w:tc>
-        <w:tc>
-          <w:tcPr>
-            <w:tcW w:type="dxa" w:w="4706"/>
-          </w:tcPr>
-          <w:p>
-            <w:r>
-              <w:rPr>
-                <w:b w:val="0"/>
-                <w:i w:val="0"/>
-                <w:sz w:val="17"/>
-              </w:rPr>
               <w:t>Le moyen que le ménage utilise pour se débarrasser des excréments hors de la concession est ferme le trou et creuse un autre et semble exister dans les modalités, prière de prendre attache avec le QG pour plus d'explication afin de la classer bien.</w:t>
-            </w:r>
-          </w:p>
-        </w:tc>
-      </w:tr>
-      <w:tr>
-        <w:tc>
-          <w:tcPr>
-            <w:tcW w:type="dxa" w:w="964"/>
-          </w:tcPr>
-          <w:p>
-            <w:r>
-              <w:rPr>
-                <w:b/>
-                <w:i w:val="0"/>
-                <w:color w:val="EA580C"/>
-                <w:sz w:val="16"/>
-              </w:rPr>
-              <w:t>Moyenne</w:t>
-            </w:r>
-          </w:p>
-        </w:tc>
-        <w:tc>
-          <w:tcPr>
-            <w:tcW w:type="dxa" w:w="1247"/>
-          </w:tcPr>
-          <w:p>
-            <w:r>
-              <w:rPr>
-                <w:b/>
-                <w:i w:val="0"/>
-                <w:sz w:val="16"/>
-              </w:rPr>
-              <w:t>S13</w:t>
-              <w:br/>
-            </w:r>
-            <w:r>
-              <w:rPr>
-                <w:b w:val="0"/>
-                <w:i w:val="0"/>
-                <w:color w:val="64748B"/>
-                <w:sz w:val="14"/>
-              </w:rPr>
-              <w:t>Transferts</w:t>
-            </w:r>
-          </w:p>
-        </w:tc>
-        <w:tc>
-          <w:tcPr>
-            <w:tcW w:type="dxa" w:w="1531"/>
-          </w:tcPr>
-          <w:p>
-            <w:r>
-              <w:rPr>
-                <w:b/>
-                <w:i w:val="0"/>
-                <w:color w:val="16A34A"/>
-                <w:sz w:val="16"/>
-              </w:rPr>
-              <w:t>s00q07a, s00q08, s00q10, s00q13_0, s00q15_0, s00q17_0, s00q23a, s00q23b</w:t>
-            </w:r>
-          </w:p>
-        </w:tc>
-        <w:tc>
-          <w:tcPr>
-            <w:tcW w:type="dxa" w:w="1191"/>
-          </w:tcPr>
-          <w:p>
-            <w:r>
-              <w:rPr>
-                <w:b w:val="0"/>
-                <w:i w:val="0"/>
-                <w:color w:val="64748B"/>
-                <w:sz w:val="16"/>
-              </w:rPr>
-              <w:t>GT-CQ</w:t>
-            </w:r>
-          </w:p>
-        </w:tc>
-        <w:tc>
-          <w:tcPr>
-            <w:tcW w:type="dxa" w:w="4706"/>
-          </w:tcPr>
-          <w:p>
-            <w:r>
-              <w:rPr>
-                <w:b w:val="0"/>
-                <w:i w:val="0"/>
-                <w:sz w:val="17"/>
-              </w:rPr>
-              <w:t>L'enquêteur prière de fournir d'effort pour avoir le niveau d'étude et l'âge de celui qui a envoyé/donné de l'argent dans la section 13a (Transfert reçu).</w:t>
             </w:r>
           </w:p>
         </w:tc>
